--- a/downloads/sheets/t07.docx
+++ b/downloads/sheets/t07.docx
@@ -34,7 +34,7 @@
     </w:p>
     <w:p>
       <w:r>
-        <w:t>confirm. Some third-party notes mention a hangup behavior. It is not in the modules chapter quoted here.. last checked 2026-10.</w:t>
+        <w:t>confirm. Some third-party notes mention a hangup behavior. It is not in the modules chapter quoted here. last checked 2026-10.</w:t>
       </w:r>
     </w:p>
     <w:p>
@@ -69,7 +69,7 @@
     </w:p>
     <w:p>
       <w:r>
-        <w:t>confirm. The article says six tabs and then lists seven names. The editor is the count that matters.. last checked 2026-10.</w:t>
+        <w:t>confirm. The article says six tabs and then lists seven names. The editor is the count that matters. last checked 2026-10.</w:t>
       </w:r>
     </w:p>
     <w:p>
@@ -84,7 +84,7 @@
     </w:p>
     <w:p>
       <w:r>
-        <w:t>confirm. Public pages describe IVA Transfer and a digital ChatBot integration separately. This lab does not claim they share one property sheet.. last checked 2026-10.</w:t>
+        <w:t>confirm. Public pages describe IVA Transfer and a digital ChatBot integration separately. This lab does not claim they share one property sheet. last checked 2026-10.</w:t>
       </w:r>
     </w:p>
     <w:p>
@@ -94,7 +94,7 @@
     </w:p>
     <w:p>
       <w:r>
-        <w:t>confirm. The PDF's browser matrix is historical. Current browser behavior has to be tested.. last checked 2026-10.</w:t>
+        <w:t>confirm. The PDF's browser matrix is historical. Current browser behavior has to be tested. last checked 2026-10.</w:t>
       </w:r>
     </w:p>
   </w:body>
